--- a/docs/contract-template-samples/sample_SC_CIF.docx
+++ b/docs/contract-template-samples/sample_SC_CIF.docx
@@ -277,7 +277,7 @@
           <w:sz w:val="24"/>
           <w:szCs w:val="24"/>
         </w:rPr>
-        <w:t>Date: 22 May 2026</w:t>
+        <w:t>Date: {{contract_date}}</w:t>
       </w:r>
     </w:p>
     <w:bookmarkEnd w:id="0"/>
@@ -439,7 +439,7 @@
           <w:szCs w:val="26"/>
           <w:u w:val="single"/>
         </w:rPr>
-        <w:t>THE BUYER: PT ALPHEN INTERNASIONAL CORPORINDO</w:t>
+        <w:t>THE BUYER: {{buyer_name}}</w:t>
       </w:r>
       <w:proofErr w:type="gramStart"/>
       <w:proofErr w:type="gramEnd"/>
@@ -461,7 +461,7 @@
           <w:szCs w:val="26"/>
           <w:lang w:val="en-US"/>
         </w:rPr>
-        <w:t>ADDRESS: Jl. Industri Raya III Blok AE No. 17, Tangerang, Banten 15710, Indonesia</w:t>
+        <w:t>ADDRESS: {{buyer_address}}</w:t>
       </w:r>
       <w:proofErr w:type="gramStart"/>
       <w:proofErr w:type="gramEnd"/>
@@ -739,7 +739,7 @@
                 <w:sz w:val="26"/>
                 <w:szCs w:val="26"/>
               </w:rPr>
-              <w:t>CIF – BELAWAN PORT, INDONESIA</w:t>
+              <w:t>{{incoterm}} – {{pod}}</w:t>
             </w:r>
           </w:p>
         </w:tc>
@@ -847,7 +847,7 @@
                 <w:sz w:val="24"/>
                 <w:szCs w:val="24"/>
               </w:rPr>
-              <w:t>NATURAL RUBBER SVR3L</w:t>
+              <w:t>NATURAL RUBBER {{grade}}</w:t>
             </w:r>
           </w:p>
           <w:p>
@@ -898,7 +898,7 @@
                 <w:sz w:val="26"/>
                 <w:szCs w:val="26"/>
               </w:rPr>
-              <w:t>42.00</w:t>
+              <w:t>{{quantity}}</w:t>
             </w:r>
           </w:p>
           <w:p>
@@ -939,7 +939,7 @@
                 <w:sz w:val="26"/>
                 <w:szCs w:val="26"/>
               </w:rPr>
-              <w:t>2,350</w:t>
+              <w:t>{{unit_price}}</w:t>
             </w:r>
           </w:p>
         </w:tc>
@@ -970,7 +970,7 @@
                 <w:sz w:val="26"/>
                 <w:szCs w:val="26"/>
               </w:rPr>
-              <w:t>98,700.00</w:t>
+              <w:t>{{amount}}</w:t>
             </w:r>
           </w:p>
         </w:tc>
@@ -1037,7 +1037,7 @@
                 <w:sz w:val="26"/>
                 <w:szCs w:val="26"/>
               </w:rPr>
-              <w:t>42.00</w:t>
+              <w:t>{{quantity}}</w:t>
             </w:r>
           </w:p>
         </w:tc>
@@ -1092,7 +1092,7 @@
                 <w:sz w:val="26"/>
                 <w:szCs w:val="26"/>
               </w:rPr>
-              <w:t>98,700.00</w:t>
+              <w:t>{{amount}}</w:t>
             </w:r>
           </w:p>
         </w:tc>
@@ -1159,7 +1159,7 @@
           <w:sz w:val="26"/>
           <w:szCs w:val="26"/>
         </w:rPr>
-        <w:t>- 35 kg/bale, Loose bales packing</w:t>
+        <w:t>- {{packing_desc}}</w:t>
       </w:r>
       <w:proofErr w:type="gramStart"/>
       <w:proofErr w:type="gramEnd"/>
@@ -1180,7 +1180,7 @@
           <w:sz w:val="26"/>
           <w:szCs w:val="26"/>
         </w:rPr>
-        <w:t>- 1,260 bales /  Wooden pallets / 3 x 20'</w:t>
+        <w:t>- {{bales_total}} bales /  Wooden pallets / {{containers}} x {{cont_type}}</w:t>
       </w:r>
     </w:p>
     <w:bookmarkEnd w:id="1"/>
@@ -1255,7 +1255,7 @@
           <w:sz w:val="26"/>
           <w:szCs w:val="26"/>
         </w:rPr>
-        <w:t>- Port of loading : HO CHI MINH PORT, VIETNAM.</w:t>
+        <w:t>- Port of loading : {{pol}}.</w:t>
       </w:r>
       <w:proofErr w:type="gramStart"/>
       <w:proofErr w:type="gramEnd"/>
@@ -1277,7 +1277,7 @@
           <w:sz w:val="26"/>
           <w:szCs w:val="26"/>
         </w:rPr>
-        <w:t>- Port of discharge: BELAWAN PORT, INDONESIA</w:t>
+        <w:t>- Port of discharge: {{pod}}</w:t>
       </w:r>
     </w:p>
     <w:p>
@@ -1297,7 +1297,7 @@
           <w:sz w:val="26"/>
           <w:szCs w:val="26"/>
         </w:rPr>
-        <w:t>- Time of shipment: June 2026</w:t>
+        <w:t>- Time of shipment: {{shipment_time}}</w:t>
       </w:r>
       <w:proofErr w:type="gramStart"/>
       <w:proofErr w:type="gramEnd"/>
@@ -1369,7 +1369,7 @@
           <w:sz w:val="26"/>
           <w:szCs w:val="26"/>
         </w:rPr>
-        <w:t xml:space="preserve">4.Term of payment : L/C at sight. </w:t>
+        <w:t xml:space="preserve">4.Term of payment : {{payment}}. </w:t>
       </w:r>
       <w:proofErr w:type="gramStart"/>
       <w:proofErr w:type="gramEnd"/>
@@ -1665,7 +1665,7 @@
           <w:szCs w:val="26"/>
           <w:lang w:val="en-US" w:eastAsia="en-US"/>
         </w:rPr>
-        <w:t>3/3 Original Bill of lading marked Freight Prepaid</w:t>
+        <w:t>3/3 Original Bill of lading marked {{freight_mark}}</w:t>
       </w:r>
     </w:p>
     <w:p>
@@ -2075,7 +2075,7 @@
           <w:sz w:val="26"/>
           <w:szCs w:val="26"/>
         </w:rPr>
-        <w:t xml:space="preserve">Once the shipment passes the ship's rail at the port of loading, the Seller is responsible for arranging and paying for the transportation to the port of destination (BELAWAN PORT, INDONESIA) and must provide insurance coverage for the goods during transit, up to the named port of destination. Upon the shipment's arrival at the port of destination, the Seller's obligations under the CIF (Cost, Insurance, and Freight) Incoterm 2020 are fulfilled. The Seller is not liable for any loss, damage, or delay in delivery caused by Force Majeure after the goods have passed the ship's rail at the port of loading. The Buyer assumes full responsibility for any risks, costs, or obligations related to customs clearance, regulations, and laws at the destination country. </w:t>
+        <w:t xml:space="preserve">Once the shipment passes the ship's rail at the port of loading, the Seller is responsible for arranging and paying for the transportation to the port of destination ({{pod}}) and must provide insurance coverage for the goods during transit, up to the named port of destination. Upon the shipment's arrival at the port of destination, the Seller's obligations under the CIF (Cost, Insurance, and Freight) Incoterm 2020 are fulfilled. The Seller is not liable for any loss, damage, or delay in delivery caused by Force Majeure after the goods have passed the ship's rail at the port of loading. The Buyer assumes full responsibility for any risks, costs, or obligations related to customs clearance, regulations, and laws at the destination country. </w:t>
       </w:r>
     </w:p>
     <w:p>
@@ -2167,7 +2167,7 @@
           <w:szCs w:val="26"/>
           <w:lang w:eastAsia="en-US"/>
         </w:rPr>
-        <w:t>- The Seller is responsible for paying for the freight and insurance to the named port of destination (CIF BELAWAN PORT, INDONESIA).</w:t>
+        <w:t>- The Seller is responsible for paying for the freight and insurance to the named port of destination (CIF {{pod}}).</w:t>
       </w:r>
     </w:p>
     <w:p>

--- a/docs/contract-template-samples/sample_SC_CIF.docx
+++ b/docs/contract-template-samples/sample_SC_CIF.docx
@@ -1180,7 +1180,7 @@
           <w:sz w:val="26"/>
           <w:szCs w:val="26"/>
         </w:rPr>
-        <w:t>- {{bales_total}} bales /  Wooden pallets / {{containers}} x {{cont_type}}</w:t>
+        <w:t>- {{bales_total}} bales / {{#has_pallets}} Wooden pallets / {{/has_pallets}}{{containers}} x {{cont_type}}</w:t>
       </w:r>
     </w:p>
     <w:bookmarkEnd w:id="1"/>
@@ -1392,7 +1392,7 @@
           <w:szCs w:val="26"/>
           <w:lang w:val="en-SG"/>
         </w:rPr>
-        <w:t>The L/C draft must be opened within five (5) days from the contract signing date.</w:t>
+        <w:t>{{#is_lc_payment}}The L/C draft must be opened within five (5) days from the contract signing date.{{/is_lc_payment}}</w:t>
       </w:r>
     </w:p>
     <w:p>
@@ -1941,7 +1941,7 @@
           <w:szCs w:val="26"/>
           <w:lang w:val="en-US" w:eastAsia="en-US"/>
         </w:rPr>
-        <w:t> Fumigation certificate</w:t>
+        <w:t>{{#has_fumigation}} Fumigation certificate{{/has_fumigation}}</w:t>
       </w:r>
     </w:p>
     <w:p>
@@ -1971,7 +1971,7 @@
           <w:szCs w:val="26"/>
           <w:lang w:val="en-US" w:eastAsia="en-US"/>
         </w:rPr>
-        <w:t xml:space="preserve">Other Conditions: </w:t>
+        <w:t xml:space="preserve">{{#has_extra_terms}}Other Conditions: {{/has_extra_terms}}</w:t>
       </w:r>
     </w:p>
     <w:p>

--- a/docs/contract-template-samples/sample_SC_CIF.docx
+++ b/docs/contract-template-samples/sample_SC_CIF.docx
@@ -1472,7 +1472,7 @@
           <w:lang w:eastAsia="en-US"/>
         </w:rPr>
         <w:lastRenderedPageBreak/>
-        <w:t>Ben’s Bank detail:</w:t>
+        <w:t>Beneficiary’s Bank detail:</w:t>
       </w:r>
     </w:p>
     <w:p>

--- a/docs/contract-template-samples/sample_SC_CIF.docx
+++ b/docs/contract-template-samples/sample_SC_CIF.docx
@@ -1392,7 +1392,7 @@
           <w:szCs w:val="26"/>
           <w:lang w:val="en-SG"/>
         </w:rPr>
-        <w:t>{{#is_lc_payment}}The L/C draft must be opened within five (5) days from the contract signing date.{{/is_lc_payment}}</w:t>
+        <w:t/>
       </w:r>
     </w:p>
     <w:p>
